--- a/SEVEN-G/docx/es/plantillas/P01_SEVEN-G_Carta_de_la_iniciativa.docx
+++ b/SEVEN-G/docx/es/plantillas/P01_SEVEN-G_Carta_de_la_iniciativa.docx
@@ -136,7 +136,7 @@
               <w:pStyle w:val="Celda"/>
             </w:pPr>
             <w:r>
-              <w:t xml:space="preserve">Fernando García · SEACHAD</w:t>
+              <w:t xml:space="preserve">Fernando García Varela</w:t>
             </w:r>
           </w:p>
         </w:tc>
@@ -200,7 +200,7 @@
         <w:t xml:space="preserve">Cada organización que use SEVEN-G es la única responsable de identificar la normativa que le aplica, verificar su vigencia y certificar su propio cumplimiento regulatorio</w:t>
       </w:r>
       <w:r>
-        <w:t xml:space="preserve">, con el asesoramiento cualificado que corresponda. El autor y SEACHAD no asumen responsabilidad alguna por el uso que se haga de este contenido ni por las decisiones que se adopten con él. Los datos, cifras, compañías y casos de los ejemplos son ficticios o ilustrativos.</w:t>
+        <w:t xml:space="preserve">, con el asesoramiento cualificado que corresponda. El autor no asume responsabilidad alguna por el uso que se haga de este contenido ni por las decisiones que se adopten con él. Los datos, cifras, compañías y casos de los ejemplos son ficticios o ilustrativos.</w:t>
       </w:r>
     </w:p>
     <w:p>
@@ -5078,7 +5078,7 @@
       <w:pStyle w:val="Pie"/>
     </w:pPr>
     <w:r>
-      <w:t xml:space="preserve">SEVEN-G · Plantilla P01 · Carta de la iniciativa · CC BY 4.0 · Fernando García · SEACHAD · Generada desde la fuente Markdown: no edite la plantilla, rellene una copia.</w:t>
+      <w:t xml:space="preserve">SEVEN-G · Plantilla P01 · Carta de la iniciativa · CC BY 4.0 · Fernando García Varela · Generada desde la fuente Markdown: no edite la plantilla, rellene una copia.</w:t>
     </w:r>
     <w:r>
       <w:rPr>

--- a/SEVEN-G/docx/es/plantillas/P01_SEVEN-G_Carta_de_la_iniciativa.docx
+++ b/SEVEN-G/docx/es/plantillas/P01_SEVEN-G_Carta_de_la_iniciativa.docx
@@ -200,7 +200,7 @@
         <w:t xml:space="preserve">Cada organización que use SEVEN-G es la única responsable de identificar la normativa que le aplica, verificar su vigencia y certificar su propio cumplimiento regulatorio</w:t>
       </w:r>
       <w:r>
-        <w:t xml:space="preserve">, con el asesoramiento cualificado que corresponda. El autor no asume responsabilidad alguna por el uso que se haga de este contenido ni por las decisiones que se adopten con él. Los datos, cifras, compañías y casos de los ejemplos son ficticios o ilustrativos.</w:t>
+        <w:t xml:space="preserve">, con el asesoramiento cualificado que corresponda. Esta metodología es una ayuda genérica y gratuita, compartida con la comunidad para que nadie tenga que empezar desde cero; cada persona u organización puede y debe adaptarla a su propio uso. No debe entenderse que sus partes jurídicamente sensibles hayan sido revisadas por una asesoría jurídica: esas revisiones, para cada empresa o sector, son responsabilidad última de la empresa, el consultor o la organización que la use. Aunque se procura mantenerla al día, alguna norma puede haber cambiado sin que se recoja aquí. En la máxima medida permitida por la ley, el autor no asume responsabilidad alguna por los efectos de su aplicación en ninguna organización ni por su aplicabilidad completa. La metodología no otorga certificación de ningún tipo. El autor no asume responsabilidad alguna por el uso que se haga de este contenido ni por las decisiones que se adopten con él. Los datos, cifras, compañías y casos de los ejemplos son ficticios o ilustrativos.</w:t>
       </w:r>
     </w:p>
     <w:p>

--- a/SEVEN-G/docx/es/plantillas/P01_SEVEN-G_Carta_de_la_iniciativa.docx
+++ b/SEVEN-G/docx/es/plantillas/P01_SEVEN-G_Carta_de_la_iniciativa.docx
@@ -80,7 +80,7 @@
               <w:pStyle w:val="Celda"/>
             </w:pPr>
             <w:r>
-              <w:t xml:space="preserve">0.1 (borrador de trabajo)</w:t>
+              <w:t xml:space="preserve">0.2 (borrador de trabajo)</w:t>
             </w:r>
           </w:p>
         </w:tc>
@@ -108,7 +108,7 @@
               <w:pStyle w:val="Celda"/>
             </w:pPr>
             <w:r>
-              <w:t xml:space="preserve">16-09-2026</w:t>
+              <w:t xml:space="preserve">01-10-2026</w:t>
             </w:r>
           </w:p>
         </w:tc>
@@ -3109,7 +3109,7 @@
               <w:pStyle w:val="Celda"/>
             </w:pPr>
             <w:r>
-              <w:t xml:space="preserve">Lite · Enterprise, con el criterio que la determina (P04).</w:t>
+              <w:t xml:space="preserve">Express · Lite · Enterprise, con el criterio o la elegibilidad que la determina (P04). Si es Express, se rellena además la sección 14.</w:t>
             </w:r>
           </w:p>
         </w:tc>
@@ -4794,15 +4794,12 @@
         <w:pStyle w:val="Heading1"/>
       </w:pPr>
       <w:r>
-        <w:t xml:space="preserve">14. Control de versiones</w:t>
+        <w:t xml:space="preserve">14. Ficha viva (solo intensidad Express)</w:t>
       </w:r>
     </w:p>
     <w:p>
       <w:r>
-        <w:rPr>
-          <w:b/>
-        </w:rPr>
-        <w:t xml:space="preserve">Documento cumplimentado</w:t>
+        <w:t xml:space="preserve">En una iniciativa Express (01 §9.4) esta sección sustituye a las plantillas de las fases 0 a 5: se rellena por tramos y se actualiza en cada puerta, y la evidencia que la compañía ya tiene se referencia en lugar de copiarse (21 §4.3). Cada fila indica los criterios de la lista reducida (21 §2.5) a los que da evidencia. En Lite y Enterprise esta sección no se usa.</w:t>
       </w:r>
     </w:p>
     <w:tbl>
@@ -4835,6 +4832,646 @@
               <w:rPr>
                 <w:b/>
               </w:rPr>
+              <w:t xml:space="preserve">Bloque</w:t>
+            </w:r>
+          </w:p>
+        </w:tc>
+        <w:tc>
+          <w:tcPr>
+            <w:tcW w:w="2410" w:type="dxa"/>
+            <w:shd w:val="clear" w:color="auto" w:fill="F2DFCE"/>
+          </w:tcPr>
+          <w:p>
+            <w:pPr>
+              <w:pStyle w:val="Celda"/>
+            </w:pPr>
+            <w:r>
+              <w:rPr>
+                <w:b/>
+              </w:rPr>
+              <w:t xml:space="preserve">Contenido mínimo</w:t>
+            </w:r>
+          </w:p>
+        </w:tc>
+        <w:tc>
+          <w:tcPr>
+            <w:tcW w:w="2410" w:type="dxa"/>
+            <w:shd w:val="clear" w:color="auto" w:fill="F2DFCE"/>
+          </w:tcPr>
+          <w:p>
+            <w:pPr>
+              <w:pStyle w:val="Celda"/>
+            </w:pPr>
+            <w:r>
+              <w:rPr>
+                <w:b/>
+              </w:rPr>
+              <w:t xml:space="preserve">Criterios</w:t>
+            </w:r>
+          </w:p>
+        </w:tc>
+        <w:tc>
+          <w:tcPr>
+            <w:tcW w:w="2410" w:type="dxa"/>
+            <w:shd w:val="clear" w:color="auto" w:fill="F2DFCE"/>
+          </w:tcPr>
+          <w:p>
+            <w:pPr>
+              <w:pStyle w:val="Celda"/>
+            </w:pPr>
+            <w:r>
+              <w:rPr>
+                <w:b/>
+              </w:rPr>
+              <w:t xml:space="preserve">Se completa en</w:t>
+            </w:r>
+          </w:p>
+        </w:tc>
+      </w:tr>
+      <w:tr>
+        <w:tc>
+          <w:tcPr>
+            <w:tcW w:w="2410" w:type="dxa"/>
+          </w:tcPr>
+          <w:p>
+            <w:pPr>
+              <w:pStyle w:val="Celda"/>
+            </w:pPr>
+            <w:r>
+              <w:rPr>
+                <w:b/>
+              </w:rPr>
+              <w:t xml:space="preserve">Contexto y oportunidad</w:t>
+            </w:r>
+          </w:p>
+        </w:tc>
+        <w:tc>
+          <w:tcPr>
+            <w:tcW w:w="2410" w:type="dxa"/>
+          </w:tcPr>
+          <w:p>
+            <w:pPr>
+              <w:pStyle w:val="Celda"/>
+            </w:pPr>
+            <w:r>
+              <w:t xml:space="preserve">Problema de negocio, proceso afectado, alternativa sin IA y por qué la IA aporta algo; cribado de prácticas prohibidas.</w:t>
+            </w:r>
+          </w:p>
+        </w:tc>
+        <w:tc>
+          <w:tcPr>
+            <w:tcW w:w="2410" w:type="dxa"/>
+          </w:tcPr>
+          <w:p>
+            <w:pPr>
+              <w:pStyle w:val="Celda"/>
+            </w:pPr>
+            <w:r>
+              <w:t xml:space="preserve">G0.01, G0.04, G1.01, G1.03, G1.07</w:t>
+            </w:r>
+          </w:p>
+        </w:tc>
+        <w:tc>
+          <w:tcPr>
+            <w:tcW w:w="2410" w:type="dxa"/>
+          </w:tcPr>
+          <w:p>
+            <w:pPr>
+              <w:pStyle w:val="Celda"/>
+            </w:pPr>
+            <w:r>
+              <w:t xml:space="preserve">Entrada (G0–G2)</w:t>
+            </w:r>
+          </w:p>
+        </w:tc>
+      </w:tr>
+      <w:tr>
+        <w:tc>
+          <w:tcPr>
+            <w:tcW w:w="2410" w:type="dxa"/>
+          </w:tcPr>
+          <w:p>
+            <w:pPr>
+              <w:pStyle w:val="Celda"/>
+            </w:pPr>
+            <w:r>
+              <w:rPr>
+                <w:b/>
+              </w:rPr>
+              <w:t xml:space="preserve">Elegibilidad Express</w:t>
+            </w:r>
+          </w:p>
+        </w:tc>
+        <w:tc>
+          <w:tcPr>
+            <w:tcW w:w="2410" w:type="dxa"/>
+          </w:tcPr>
+          <w:p>
+            <w:pPr>
+              <w:pStyle w:val="Celda"/>
+            </w:pPr>
+            <w:r>
+              <w:t xml:space="preserve">Las seis condiciones de P04 §5.1 en «Sí» y quién las confirma.</w:t>
+            </w:r>
+          </w:p>
+        </w:tc>
+        <w:tc>
+          <w:tcPr>
+            <w:tcW w:w="2410" w:type="dxa"/>
+          </w:tcPr>
+          <w:p>
+            <w:pPr>
+              <w:pStyle w:val="Celda"/>
+            </w:pPr>
+            <w:r>
+              <w:t xml:space="preserve">G0.07</w:t>
+            </w:r>
+          </w:p>
+        </w:tc>
+        <w:tc>
+          <w:tcPr>
+            <w:tcW w:w="2410" w:type="dxa"/>
+          </w:tcPr>
+          <w:p>
+            <w:pPr>
+              <w:pStyle w:val="Celda"/>
+            </w:pPr>
+            <w:r>
+              <w:t xml:space="preserve">Entrada (G0–G2)</w:t>
+            </w:r>
+          </w:p>
+        </w:tc>
+      </w:tr>
+      <w:tr>
+        <w:tc>
+          <w:tcPr>
+            <w:tcW w:w="2410" w:type="dxa"/>
+          </w:tcPr>
+          <w:p>
+            <w:pPr>
+              <w:pStyle w:val="Celda"/>
+            </w:pPr>
+            <w:r>
+              <w:rPr>
+                <w:b/>
+              </w:rPr>
+              <w:t xml:space="preserve">Responsables</w:t>
+            </w:r>
+          </w:p>
+        </w:tc>
+        <w:tc>
+          <w:tcPr>
+            <w:tcW w:w="2410" w:type="dxa"/>
+          </w:tcPr>
+          <w:p>
+            <w:pPr>
+              <w:pStyle w:val="Celda"/>
+            </w:pPr>
+            <w:r>
+              <w:t xml:space="preserve">Patrocinador, producto, técnico y riesgos con nombre; incompatibilidades comprobadas.</w:t>
+            </w:r>
+          </w:p>
+        </w:tc>
+        <w:tc>
+          <w:tcPr>
+            <w:tcW w:w="2410" w:type="dxa"/>
+          </w:tcPr>
+          <w:p>
+            <w:pPr>
+              <w:pStyle w:val="Celda"/>
+            </w:pPr>
+            <w:r>
+              <w:t xml:space="preserve">G0.05, G0.06</w:t>
+            </w:r>
+          </w:p>
+        </w:tc>
+        <w:tc>
+          <w:tcPr>
+            <w:tcW w:w="2410" w:type="dxa"/>
+          </w:tcPr>
+          <w:p>
+            <w:pPr>
+              <w:pStyle w:val="Celda"/>
+            </w:pPr>
+            <w:r>
+              <w:t xml:space="preserve">Entrada (G0–G2)</w:t>
+            </w:r>
+          </w:p>
+        </w:tc>
+      </w:tr>
+      <w:tr>
+        <w:tc>
+          <w:tcPr>
+            <w:tcW w:w="2410" w:type="dxa"/>
+          </w:tcPr>
+          <w:p>
+            <w:pPr>
+              <w:pStyle w:val="Celda"/>
+            </w:pPr>
+            <w:r>
+              <w:rPr>
+                <w:b/>
+              </w:rPr>
+              <w:t xml:space="preserve">Registro e inventario</w:t>
+            </w:r>
+          </w:p>
+        </w:tc>
+        <w:tc>
+          <w:tcPr>
+            <w:tcW w:w="2410" w:type="dxa"/>
+          </w:tcPr>
+          <w:p>
+            <w:pPr>
+              <w:pStyle w:val="Celda"/>
+            </w:pPr>
+            <w:r>
+              <w:t xml:space="preserve">Código IA-AAAA-NNN y ficha de inventario; ningún presupuesto consumido antes de decidir.</w:t>
+            </w:r>
+          </w:p>
+        </w:tc>
+        <w:tc>
+          <w:tcPr>
+            <w:tcW w:w="2410" w:type="dxa"/>
+          </w:tcPr>
+          <w:p>
+            <w:pPr>
+              <w:pStyle w:val="Celda"/>
+            </w:pPr>
+            <w:r>
+              <w:t xml:space="preserve">G0.08, G0.09</w:t>
+            </w:r>
+          </w:p>
+        </w:tc>
+        <w:tc>
+          <w:tcPr>
+            <w:tcW w:w="2410" w:type="dxa"/>
+          </w:tcPr>
+          <w:p>
+            <w:pPr>
+              <w:pStyle w:val="Celda"/>
+            </w:pPr>
+            <w:r>
+              <w:t xml:space="preserve">Entrada (G0–G2)</w:t>
+            </w:r>
+          </w:p>
+        </w:tc>
+      </w:tr>
+      <w:tr>
+        <w:tc>
+          <w:tcPr>
+            <w:tcW w:w="2410" w:type="dxa"/>
+          </w:tcPr>
+          <w:p>
+            <w:pPr>
+              <w:pStyle w:val="Celda"/>
+            </w:pPr>
+            <w:r>
+              <w:rPr>
+                <w:b/>
+              </w:rPr>
+              <w:t xml:space="preserve">Hipótesis de valor</w:t>
+            </w:r>
+          </w:p>
+        </w:tc>
+        <w:tc>
+          <w:tcPr>
+            <w:tcW w:w="2410" w:type="dxa"/>
+          </w:tcPr>
+          <w:p>
+            <w:pPr>
+              <w:pStyle w:val="Celda"/>
+            </w:pPr>
+            <w:r>
+              <w:t xml:space="preserve">Qué cambia, en qué métrica, cuánto y cuándo; línea base medida; valor con fórmula; criterio de parada con umbral y fecha.</w:t>
+            </w:r>
+          </w:p>
+        </w:tc>
+        <w:tc>
+          <w:tcPr>
+            <w:tcW w:w="2410" w:type="dxa"/>
+          </w:tcPr>
+          <w:p>
+            <w:pPr>
+              <w:pStyle w:val="Celda"/>
+            </w:pPr>
+            <w:r>
+              <w:t xml:space="preserve">G2.01, G2.03, G2.04, G2.06, G2.08</w:t>
+            </w:r>
+          </w:p>
+        </w:tc>
+        <w:tc>
+          <w:tcPr>
+            <w:tcW w:w="2410" w:type="dxa"/>
+          </w:tcPr>
+          <w:p>
+            <w:pPr>
+              <w:pStyle w:val="Celda"/>
+            </w:pPr>
+            <w:r>
+              <w:t xml:space="preserve">Entrada (G0–G2)</w:t>
+            </w:r>
+          </w:p>
+        </w:tc>
+      </w:tr>
+      <w:tr>
+        <w:tc>
+          <w:tcPr>
+            <w:tcW w:w="2410" w:type="dxa"/>
+          </w:tcPr>
+          <w:p>
+            <w:pPr>
+              <w:pStyle w:val="Celda"/>
+            </w:pPr>
+            <w:r>
+              <w:rPr>
+                <w:b/>
+              </w:rPr>
+              <w:t xml:space="preserve">Riesgo y cumplimiento</w:t>
+            </w:r>
+          </w:p>
+        </w:tc>
+        <w:tc>
+          <w:tcPr>
+            <w:tcW w:w="2410" w:type="dxa"/>
+          </w:tcPr>
+          <w:p>
+            <w:pPr>
+              <w:pStyle w:val="Celda"/>
+            </w:pPr>
+            <w:r>
+              <w:t xml:space="preserve">Clasificación regulatoria, base legal si hay datos personales, riesgos valorados con la escala del 33 (en T06) y plan para los Altos; [GEN] riesgos de IA generativa y autonomía; [TER] cláusulas mínimas con el proveedor.</w:t>
+            </w:r>
+          </w:p>
+        </w:tc>
+        <w:tc>
+          <w:tcPr>
+            <w:tcW w:w="2410" w:type="dxa"/>
+          </w:tcPr>
+          <w:p>
+            <w:pPr>
+              <w:pStyle w:val="Celda"/>
+            </w:pPr>
+            <w:r>
+              <w:t xml:space="preserve">G3.03, G3.06–G3.09, G3.11–G3.13 y los «Sí ◆» de [GEN] y [TER]</w:t>
+            </w:r>
+          </w:p>
+        </w:tc>
+        <w:tc>
+          <w:tcPr>
+            <w:tcW w:w="2410" w:type="dxa"/>
+          </w:tcPr>
+          <w:p>
+            <w:pPr>
+              <w:pStyle w:val="Celda"/>
+            </w:pPr>
+            <w:r>
+              <w:t xml:space="preserve">G3</w:t>
+            </w:r>
+          </w:p>
+        </w:tc>
+      </w:tr>
+      <w:tr>
+        <w:tc>
+          <w:tcPr>
+            <w:tcW w:w="2410" w:type="dxa"/>
+          </w:tcPr>
+          <w:p>
+            <w:pPr>
+              <w:pStyle w:val="Celda"/>
+            </w:pPr>
+            <w:r>
+              <w:rPr>
+                <w:b/>
+              </w:rPr>
+              <w:t xml:space="preserve">Diseño mínimo y prueba</w:t>
+            </w:r>
+          </w:p>
+        </w:tc>
+        <w:tc>
+          <w:tcPr>
+            <w:tcW w:w="2410" w:type="dxa"/>
+          </w:tcPr>
+          <w:p>
+            <w:pPr>
+              <w:pStyle w:val="Celda"/>
+            </w:pPr>
+            <w:r>
+              <w:t xml:space="preserve">Supervisión humana, transparencia, seguridad y trazabilidad; resultado de las pruebas y de las pruebas de robustez; [GEN] evaluación y defensas.</w:t>
+            </w:r>
+          </w:p>
+        </w:tc>
+        <w:tc>
+          <w:tcPr>
+            <w:tcW w:w="2410" w:type="dxa"/>
+          </w:tcPr>
+          <w:p>
+            <w:pPr>
+              <w:pStyle w:val="Celda"/>
+            </w:pPr>
+            <w:r>
+              <w:t xml:space="preserve">Los «Sí ◆» de G4 y G5</w:t>
+            </w:r>
+          </w:p>
+        </w:tc>
+        <w:tc>
+          <w:tcPr>
+            <w:tcW w:w="2410" w:type="dxa"/>
+          </w:tcPr>
+          <w:p>
+            <w:pPr>
+              <w:pStyle w:val="Celda"/>
+            </w:pPr>
+            <w:r>
+              <w:t xml:space="preserve">Puesta en uso (G4–G5)</w:t>
+            </w:r>
+          </w:p>
+        </w:tc>
+      </w:tr>
+      <w:tr>
+        <w:tc>
+          <w:tcPr>
+            <w:tcW w:w="2410" w:type="dxa"/>
+          </w:tcPr>
+          <w:p>
+            <w:pPr>
+              <w:pStyle w:val="Celda"/>
+            </w:pPr>
+            <w:r>
+              <w:rPr>
+                <w:b/>
+              </w:rPr>
+              <w:t xml:space="preserve">Reversión y operación</w:t>
+            </w:r>
+          </w:p>
+        </w:tc>
+        <w:tc>
+          <w:tcPr>
+            <w:tcW w:w="2410" w:type="dxa"/>
+          </w:tcPr>
+          <w:p>
+            <w:pPr>
+              <w:pStyle w:val="Celda"/>
+            </w:pPr>
+            <w:r>
+              <w:t xml:space="preserve">Mecanismo de parada, plan de reversión probado con su tiempo real, plan de incidentes y alfabetización de quien usa el sistema.</w:t>
+            </w:r>
+          </w:p>
+        </w:tc>
+        <w:tc>
+          <w:tcPr>
+            <w:tcW w:w="2410" w:type="dxa"/>
+          </w:tcPr>
+          <w:p>
+            <w:pPr>
+              <w:pStyle w:val="Celda"/>
+            </w:pPr>
+            <w:r>
+              <w:t xml:space="preserve">G4.09, G5.11, G5.17, G5.19</w:t>
+            </w:r>
+          </w:p>
+        </w:tc>
+        <w:tc>
+          <w:tcPr>
+            <w:tcW w:w="2410" w:type="dxa"/>
+          </w:tcPr>
+          <w:p>
+            <w:pPr>
+              <w:pStyle w:val="Celda"/>
+            </w:pPr>
+            <w:r>
+              <w:t xml:space="preserve">Puesta en uso (G4–G5)</w:t>
+            </w:r>
+          </w:p>
+        </w:tc>
+      </w:tr>
+      <w:tr>
+        <w:tc>
+          <w:tcPr>
+            <w:tcW w:w="2410" w:type="dxa"/>
+          </w:tcPr>
+          <w:p>
+            <w:pPr>
+              <w:pStyle w:val="Celda"/>
+            </w:pPr>
+            <w:r>
+              <w:rPr>
+                <w:b/>
+              </w:rPr>
+              <w:t xml:space="preserve">Aprobación</w:t>
+            </w:r>
+          </w:p>
+        </w:tc>
+        <w:tc>
+          <w:tcPr>
+            <w:tcW w:w="2410" w:type="dxa"/>
+          </w:tcPr>
+          <w:p>
+            <w:pPr>
+              <w:pStyle w:val="Celda"/>
+            </w:pPr>
+            <w:r>
+              <w:t xml:space="preserve">Fecha y decisión de cada puerta con la conformidad de riesgos en G3, G4 y G5 (en T01).</w:t>
+            </w:r>
+          </w:p>
+        </w:tc>
+        <w:tc>
+          <w:tcPr>
+            <w:tcW w:w="2410" w:type="dxa"/>
+          </w:tcPr>
+          <w:p>
+            <w:pPr>
+              <w:pStyle w:val="Celda"/>
+            </w:pPr>
+            <w:r>
+              <w:t xml:space="preserve">G5.22, G5.23</w:t>
+            </w:r>
+          </w:p>
+        </w:tc>
+        <w:tc>
+          <w:tcPr>
+            <w:tcW w:w="2410" w:type="dxa"/>
+          </w:tcPr>
+          <w:p>
+            <w:pPr>
+              <w:pStyle w:val="Celda"/>
+            </w:pPr>
+            <w:r>
+              <w:t xml:space="preserve">Cada puerta</w:t>
+            </w:r>
+          </w:p>
+        </w:tc>
+      </w:tr>
+    </w:tbl>
+    <w:p>
+      <w:pPr>
+        <w:pStyle w:val="Espacio"/>
+      </w:pPr>
+    </w:p>
+    <w:p>
+      <w:pPr>
+        <w:pStyle w:val="Cita"/>
+      </w:pPr>
+      <w:r>
+        <w:rPr>
+          <w:b/>
+        </w:rPr>
+        <w:t xml:space="preserve">Por qué importa.</w:t>
+      </w:r>
+      <w:r>
+        <w:t xml:space="preserve"> Una iniciativa pequeña que tuviera que rellenar treinta plantillas acabaría sin registrarse. La ficha viva conserva en un solo documento todo lo que el núcleo exige y que una auditoría pide ver, sin pedir nada dos veces.</w:t>
+      </w:r>
+    </w:p>
+    <w:p>
+      <w:pPr>
+        <w:pStyle w:val="Separador"/>
+      </w:pPr>
+    </w:p>
+    <w:p>
+      <w:pPr>
+        <w:pStyle w:val="Heading1"/>
+      </w:pPr>
+      <w:r>
+        <w:t xml:space="preserve">15. Control de versiones</w:t>
+      </w:r>
+    </w:p>
+    <w:p>
+      <w:r>
+        <w:rPr>
+          <w:b/>
+        </w:rPr>
+        <w:t xml:space="preserve">Documento cumplimentado</w:t>
+      </w:r>
+    </w:p>
+    <w:tbl>
+      <w:tblPr>
+        <w:tblStyle w:val="TablaSG"/>
+        <w:tblW w:w="5000" w:type="pct"/>
+        <w:tblLayout w:type="autofit"/>
+        <w:tblLook w:val="04A0" w:firstRow="1" w:lastRow="0" w:firstColumn="0" w:lastColumn="0" w:noHBand="1" w:noVBand="1"/>
+      </w:tblPr>
+      <w:tblGrid>
+        <w:gridCol w:w="2410"/>
+        <w:gridCol w:w="2410"/>
+        <w:gridCol w:w="2410"/>
+        <w:gridCol w:w="2410"/>
+      </w:tblGrid>
+      <w:tr>
+        <w:trPr>
+          <w:tblHeader/>
+        </w:trPr>
+        <w:tc>
+          <w:tcPr>
+            <w:tcW w:w="2410" w:type="dxa"/>
+            <w:shd w:val="clear" w:color="auto" w:fill="F2DFCE"/>
+          </w:tcPr>
+          <w:p>
+            <w:pPr>
+              <w:pStyle w:val="Celda"/>
+            </w:pPr>
+            <w:r>
+              <w:rPr>
+                <w:b/>
+              </w:rPr>
               <w:t xml:space="preserve">Versión</w:t>
             </w:r>
           </w:p>
@@ -5052,6 +5689,47 @@
             </w:pPr>
             <w:r>
               <w:t xml:space="preserve">Primera versión. Estructura alineada con 01 §6.2 y con la taxonomía controlada de 03 §3.3.</w:t>
+            </w:r>
+          </w:p>
+        </w:tc>
+      </w:tr>
+      <w:tr>
+        <w:tc>
+          <w:tcPr>
+            <w:tcW w:w="3213" w:type="dxa"/>
+          </w:tcPr>
+          <w:p>
+            <w:pPr>
+              <w:pStyle w:val="Celda"/>
+            </w:pPr>
+            <w:r>
+              <w:t xml:space="preserve">0.2</w:t>
+            </w:r>
+          </w:p>
+        </w:tc>
+        <w:tc>
+          <w:tcPr>
+            <w:tcW w:w="3213" w:type="dxa"/>
+          </w:tcPr>
+          <w:p>
+            <w:pPr>
+              <w:pStyle w:val="Celda"/>
+            </w:pPr>
+            <w:r>
+              <w:t xml:space="preserve">01-10-2026</w:t>
+            </w:r>
+          </w:p>
+        </w:tc>
+        <w:tc>
+          <w:tcPr>
+            <w:tcW w:w="3213" w:type="dxa"/>
+          </w:tcPr>
+          <w:p>
+            <w:pPr>
+              <w:pStyle w:val="Celda"/>
+            </w:pPr>
+            <w:r>
+              <w:t xml:space="preserve">Nueva sección 14, ficha viva de las iniciativas Express (01 §9.4), que sustituye a las plantillas de las fases 0 a 5 con los criterios de la lista reducida (21 §2.5).</w:t>
             </w:r>
           </w:p>
         </w:tc>
